--- a/docs/downloads/TreeKey_Wommack.docx
+++ b/docs/downloads/TreeKey_Wommack.docx
@@ -50,13 +50,7 @@
         <w:t xml:space="preserve"> </w:t>
       </w:r>
       <w:r>
-        <w:t xml:space="preserve">pin description — the description names the species. Write down every couplet number you pass</w:t>
-      </w:r>
-      <w:r>
-        <w:t xml:space="preserve"> </w:t>
-      </w:r>
-      <w:r>
-        <w:t xml:space="preserve">through, and record how confident you are</w:t>
+        <w:t xml:space="preserve">pin description — the description names the species. Decide how confident you are</w:t>
       </w:r>
       <w:r>
         <w:t xml:space="preserve"> </w:t>
@@ -72,7 +66,7 @@
         <w:t xml:space="preserve"> </w:t>
       </w:r>
       <w:r>
-        <w:t xml:space="preserve">you check.</w:t>
+        <w:t xml:space="preserve">you check, and write the name down either way.</w:t>
       </w:r>
     </w:p>
     <w:p>
@@ -99,13 +93,13 @@
         <w:pStyle w:val="BodyText"/>
       </w:pPr>
       <w:r>
-        <w:t xml:space="preserve">Couplet numbers in this key are its own. The full campus key numbers them differently because</w:t>
-      </w:r>
-      <w:r>
-        <w:t xml:space="preserve"> </w:t>
-      </w:r>
-      <w:r>
-        <w:t xml:space="preserve">it has more trees in it; either is fine, just say which key you used.</w:t>
+        <w:t xml:space="preserve">This key is pruned to the trees on this walk, so its couplet numbers are its own and will not</w:t>
+      </w:r>
+      <w:r>
+        <w:t xml:space="preserve"> </w:t>
+      </w:r>
+      <w:r>
+        <w:t xml:space="preserve">match the full campus key.</w:t>
       </w:r>
     </w:p>
     <w:p>
